--- a/lessons/9-3/homework.docx
+++ b/lessons/9-3/homework.docx
@@ -106,7 +106,55 @@
     </w:p>
     <w:p>
       <w:pPr>
-        <w:spacing w:after="60"/>
+        <w:keepNext/>
+        <w:spacing w:after="20" w:before="80"/>
+        <w:jc w:val="center"/>
+      </w:pPr>
+      <w:r>
+        <w:drawing>
+          <wp:inline distT="0" distB="0" distL="0" distR="0">
+            <wp:extent cx="1047750" cy="790575"/>
+            <wp:effectExtent t="0" r="0" b="0" l="0"/>
+            <wp:docPr id="1" name="" descr="" title=""/>
+            <wp:cNvGraphicFramePr>
+              <a:graphicFrameLocks xmlns:a="http://schemas.openxmlformats.org/drawingml/2006/main" noChangeAspect="1"/>
+            </wp:cNvGraphicFramePr>
+            <a:graphic xmlns:a="http://schemas.openxmlformats.org/drawingml/2006/main">
+              <a:graphicData uri="http://schemas.openxmlformats.org/drawingml/2006/picture">
+                <pic:pic xmlns:pic="http://schemas.openxmlformats.org/drawingml/2006/picture">
+                  <pic:nvPicPr>
+                    <pic:cNvPr id="0" name="" descr=""/>
+                    <pic:cNvPicPr>
+                      <a:picLocks noChangeAspect="1" noChangeArrowheads="1"/>
+                    </pic:cNvPicPr>
+                  </pic:nvPicPr>
+                  <pic:blipFill>
+                    <a:blip r:embed="rId7" cstate="none"/>
+                    <a:srcRect/>
+                    <a:stretch>
+                      <a:fillRect/>
+                    </a:stretch>
+                  </pic:blipFill>
+                  <pic:spPr bwMode="auto">
+                    <a:xfrm>
+                      <a:off x="0" y="0"/>
+                      <a:ext cx="1047750" cy="790575"/>
+                    </a:xfrm>
+                    <a:prstGeom prst="rect">
+                      <a:avLst/>
+                    </a:prstGeom>
+                  </pic:spPr>
+                </pic:pic>
+              </a:graphicData>
+            </a:graphic>
+          </wp:inline>
+        </w:drawing>
+      </w:r>
+    </w:p>
+    <w:p>
+      <w:pPr>
+        <w:keepNext/>
+        <w:spacing w:after="120"/>
       </w:pPr>
       <w:r>
         <w:rPr>
@@ -116,12 +164,60 @@
         <w:t xml:space="preserve">Compare (Comparar)</w:t>
       </w:r>
       <w:r>
-        <w:t xml:space="preserve"> — To determine if a number is greater than, less than, or equal to another number</w:t>
-      </w:r>
-    </w:p>
-    <w:p>
-      <w:pPr>
-        <w:spacing w:after="60"/>
+        <w:t xml:space="preserve"> — To see if a number is bigger, smaller, or equal to another.</w:t>
+      </w:r>
+    </w:p>
+    <w:p>
+      <w:pPr>
+        <w:keepNext/>
+        <w:spacing w:after="20" w:before="80"/>
+        <w:jc w:val="center"/>
+      </w:pPr>
+      <w:r>
+        <w:drawing>
+          <wp:inline distT="0" distB="0" distL="0" distR="0">
+            <wp:extent cx="1047750" cy="790575"/>
+            <wp:effectExtent t="0" r="0" b="0" l="0"/>
+            <wp:docPr id="1" name="" descr="" title=""/>
+            <wp:cNvGraphicFramePr>
+              <a:graphicFrameLocks xmlns:a="http://schemas.openxmlformats.org/drawingml/2006/main" noChangeAspect="1"/>
+            </wp:cNvGraphicFramePr>
+            <a:graphic xmlns:a="http://schemas.openxmlformats.org/drawingml/2006/main">
+              <a:graphicData uri="http://schemas.openxmlformats.org/drawingml/2006/picture">
+                <pic:pic xmlns:pic="http://schemas.openxmlformats.org/drawingml/2006/picture">
+                  <pic:nvPicPr>
+                    <pic:cNvPr id="0" name="" descr=""/>
+                    <pic:cNvPicPr>
+                      <a:picLocks noChangeAspect="1" noChangeArrowheads="1"/>
+                    </pic:cNvPicPr>
+                  </pic:nvPicPr>
+                  <pic:blipFill>
+                    <a:blip r:embed="rId8" cstate="none"/>
+                    <a:srcRect/>
+                    <a:stretch>
+                      <a:fillRect/>
+                    </a:stretch>
+                  </pic:blipFill>
+                  <pic:spPr bwMode="auto">
+                    <a:xfrm>
+                      <a:off x="0" y="0"/>
+                      <a:ext cx="1047750" cy="790575"/>
+                    </a:xfrm>
+                    <a:prstGeom prst="rect">
+                      <a:avLst/>
+                    </a:prstGeom>
+                  </pic:spPr>
+                </pic:pic>
+              </a:graphicData>
+            </a:graphic>
+          </wp:inline>
+        </w:drawing>
+      </w:r>
+    </w:p>
+    <w:p>
+      <w:pPr>
+        <w:keepNext/>
+        <w:spacing w:after="120"/>
       </w:pPr>
       <w:r>
         <w:rPr>
@@ -131,12 +227,60 @@
         <w:t xml:space="preserve">Order (Ordenar)</w:t>
       </w:r>
       <w:r>
-        <w:t xml:space="preserve"> — To arrange numbers from least to greatest or greatest to least</w:t>
-      </w:r>
-    </w:p>
-    <w:p>
-      <w:pPr>
-        <w:spacing w:after="60"/>
+        <w:t xml:space="preserve"> — To put numbers in order, smallest to biggest or biggest to smallest.</w:t>
+      </w:r>
+    </w:p>
+    <w:p>
+      <w:pPr>
+        <w:keepNext/>
+        <w:spacing w:after="20" w:before="80"/>
+        <w:jc w:val="center"/>
+      </w:pPr>
+      <w:r>
+        <w:drawing>
+          <wp:inline distT="0" distB="0" distL="0" distR="0">
+            <wp:extent cx="1047750" cy="790575"/>
+            <wp:effectExtent t="0" r="0" b="0" l="0"/>
+            <wp:docPr id="1" name="" descr="" title=""/>
+            <wp:cNvGraphicFramePr>
+              <a:graphicFrameLocks xmlns:a="http://schemas.openxmlformats.org/drawingml/2006/main" noChangeAspect="1"/>
+            </wp:cNvGraphicFramePr>
+            <a:graphic xmlns:a="http://schemas.openxmlformats.org/drawingml/2006/main">
+              <a:graphicData uri="http://schemas.openxmlformats.org/drawingml/2006/picture">
+                <pic:pic xmlns:pic="http://schemas.openxmlformats.org/drawingml/2006/picture">
+                  <pic:nvPicPr>
+                    <pic:cNvPr id="0" name="" descr=""/>
+                    <pic:cNvPicPr>
+                      <a:picLocks noChangeAspect="1" noChangeArrowheads="1"/>
+                    </pic:cNvPicPr>
+                  </pic:nvPicPr>
+                  <pic:blipFill>
+                    <a:blip r:embed="rId7" cstate="none"/>
+                    <a:srcRect/>
+                    <a:stretch>
+                      <a:fillRect/>
+                    </a:stretch>
+                  </pic:blipFill>
+                  <pic:spPr bwMode="auto">
+                    <a:xfrm>
+                      <a:off x="0" y="0"/>
+                      <a:ext cx="1047750" cy="790575"/>
+                    </a:xfrm>
+                    <a:prstGeom prst="rect">
+                      <a:avLst/>
+                    </a:prstGeom>
+                  </pic:spPr>
+                </pic:pic>
+              </a:graphicData>
+            </a:graphic>
+          </wp:inline>
+        </w:drawing>
+      </w:r>
+    </w:p>
+    <w:p>
+      <w:pPr>
+        <w:keepNext/>
+        <w:spacing w:after="120"/>
       </w:pPr>
       <w:r>
         <w:rPr>
@@ -146,12 +290,60 @@
         <w:t xml:space="preserve">Greater than (Mayor que)</w:t>
       </w:r>
       <w:r>
-        <w:t xml:space="preserve"> — Farther to the right on a number line; the &gt; symbol</w:t>
-      </w:r>
-    </w:p>
-    <w:p>
-      <w:pPr>
-        <w:spacing w:after="60"/>
+        <w:t xml:space="preserve"> — Farther right on a number line. The &gt; sign.</w:t>
+      </w:r>
+    </w:p>
+    <w:p>
+      <w:pPr>
+        <w:keepNext/>
+        <w:spacing w:after="20" w:before="80"/>
+        <w:jc w:val="center"/>
+      </w:pPr>
+      <w:r>
+        <w:drawing>
+          <wp:inline distT="0" distB="0" distL="0" distR="0">
+            <wp:extent cx="1047750" cy="790575"/>
+            <wp:effectExtent t="0" r="0" b="0" l="0"/>
+            <wp:docPr id="1" name="" descr="" title=""/>
+            <wp:cNvGraphicFramePr>
+              <a:graphicFrameLocks xmlns:a="http://schemas.openxmlformats.org/drawingml/2006/main" noChangeAspect="1"/>
+            </wp:cNvGraphicFramePr>
+            <a:graphic xmlns:a="http://schemas.openxmlformats.org/drawingml/2006/main">
+              <a:graphicData uri="http://schemas.openxmlformats.org/drawingml/2006/picture">
+                <pic:pic xmlns:pic="http://schemas.openxmlformats.org/drawingml/2006/picture">
+                  <pic:nvPicPr>
+                    <pic:cNvPr id="0" name="" descr=""/>
+                    <pic:cNvPicPr>
+                      <a:picLocks noChangeAspect="1" noChangeArrowheads="1"/>
+                    </pic:cNvPicPr>
+                  </pic:nvPicPr>
+                  <pic:blipFill>
+                    <a:blip r:embed="rId7" cstate="none"/>
+                    <a:srcRect/>
+                    <a:stretch>
+                      <a:fillRect/>
+                    </a:stretch>
+                  </pic:blipFill>
+                  <pic:spPr bwMode="auto">
+                    <a:xfrm>
+                      <a:off x="0" y="0"/>
+                      <a:ext cx="1047750" cy="790575"/>
+                    </a:xfrm>
+                    <a:prstGeom prst="rect">
+                      <a:avLst/>
+                    </a:prstGeom>
+                  </pic:spPr>
+                </pic:pic>
+              </a:graphicData>
+            </a:graphic>
+          </wp:inline>
+        </w:drawing>
+      </w:r>
+    </w:p>
+    <w:p>
+      <w:pPr>
+        <w:keepNext/>
+        <w:spacing w:after="120"/>
       </w:pPr>
       <w:r>
         <w:rPr>
@@ -161,12 +353,60 @@
         <w:t xml:space="preserve">Less than (Menor que)</w:t>
       </w:r>
       <w:r>
-        <w:t xml:space="preserve"> — Farther to the left on a number line; the &lt; symbol</w:t>
-      </w:r>
-    </w:p>
-    <w:p>
-      <w:pPr>
-        <w:spacing w:after="60"/>
+        <w:t xml:space="preserve"> — Farther left on a number line. The &lt; sign.</w:t>
+      </w:r>
+    </w:p>
+    <w:p>
+      <w:pPr>
+        <w:keepNext/>
+        <w:spacing w:after="20" w:before="80"/>
+        <w:jc w:val="center"/>
+      </w:pPr>
+      <w:r>
+        <w:drawing>
+          <wp:inline distT="0" distB="0" distL="0" distR="0">
+            <wp:extent cx="1047750" cy="790575"/>
+            <wp:effectExtent t="0" r="0" b="0" l="0"/>
+            <wp:docPr id="1" name="" descr="" title=""/>
+            <wp:cNvGraphicFramePr>
+              <a:graphicFrameLocks xmlns:a="http://schemas.openxmlformats.org/drawingml/2006/main" noChangeAspect="1"/>
+            </wp:cNvGraphicFramePr>
+            <a:graphic xmlns:a="http://schemas.openxmlformats.org/drawingml/2006/main">
+              <a:graphicData uri="http://schemas.openxmlformats.org/drawingml/2006/picture">
+                <pic:pic xmlns:pic="http://schemas.openxmlformats.org/drawingml/2006/picture">
+                  <pic:nvPicPr>
+                    <pic:cNvPr id="0" name="" descr=""/>
+                    <pic:cNvPicPr>
+                      <a:picLocks noChangeAspect="1" noChangeArrowheads="1"/>
+                    </pic:cNvPicPr>
+                  </pic:nvPicPr>
+                  <pic:blipFill>
+                    <a:blip r:embed="rId9" cstate="none"/>
+                    <a:srcRect/>
+                    <a:stretch>
+                      <a:fillRect/>
+                    </a:stretch>
+                  </pic:blipFill>
+                  <pic:spPr bwMode="auto">
+                    <a:xfrm>
+                      <a:off x="0" y="0"/>
+                      <a:ext cx="1047750" cy="790575"/>
+                    </a:xfrm>
+                    <a:prstGeom prst="rect">
+                      <a:avLst/>
+                    </a:prstGeom>
+                  </pic:spPr>
+                </pic:pic>
+              </a:graphicData>
+            </a:graphic>
+          </wp:inline>
+        </w:drawing>
+      </w:r>
+    </w:p>
+    <w:p>
+      <w:pPr>
+        <w:keepNext/>
+        <w:spacing w:after="120"/>
       </w:pPr>
       <w:r>
         <w:rPr>
@@ -176,12 +416,60 @@
         <w:t xml:space="preserve">Negative integer (Entero negativo)</w:t>
       </w:r>
       <w:r>
-        <w:t xml:space="preserve"> — An integer less than zero</w:t>
-      </w:r>
-    </w:p>
-    <w:p>
-      <w:pPr>
-        <w:spacing w:after="60"/>
+        <w:t xml:space="preserve"> — A whole number smaller than zero, like -5.</w:t>
+      </w:r>
+    </w:p>
+    <w:p>
+      <w:pPr>
+        <w:keepNext/>
+        <w:spacing w:after="20" w:before="80"/>
+        <w:jc w:val="center"/>
+      </w:pPr>
+      <w:r>
+        <w:drawing>
+          <wp:inline distT="0" distB="0" distL="0" distR="0">
+            <wp:extent cx="1047750" cy="790575"/>
+            <wp:effectExtent t="0" r="0" b="0" l="0"/>
+            <wp:docPr id="1" name="" descr="" title=""/>
+            <wp:cNvGraphicFramePr>
+              <a:graphicFrameLocks xmlns:a="http://schemas.openxmlformats.org/drawingml/2006/main" noChangeAspect="1"/>
+            </wp:cNvGraphicFramePr>
+            <a:graphic xmlns:a="http://schemas.openxmlformats.org/drawingml/2006/main">
+              <a:graphicData uri="http://schemas.openxmlformats.org/drawingml/2006/picture">
+                <pic:pic xmlns:pic="http://schemas.openxmlformats.org/drawingml/2006/picture">
+                  <pic:nvPicPr>
+                    <pic:cNvPr id="0" name="" descr=""/>
+                    <pic:cNvPicPr>
+                      <a:picLocks noChangeAspect="1" noChangeArrowheads="1"/>
+                    </pic:cNvPicPr>
+                  </pic:nvPicPr>
+                  <pic:blipFill>
+                    <a:blip r:embed="rId10" cstate="none"/>
+                    <a:srcRect/>
+                    <a:stretch>
+                      <a:fillRect/>
+                    </a:stretch>
+                  </pic:blipFill>
+                  <pic:spPr bwMode="auto">
+                    <a:xfrm>
+                      <a:off x="0" y="0"/>
+                      <a:ext cx="1047750" cy="790575"/>
+                    </a:xfrm>
+                    <a:prstGeom prst="rect">
+                      <a:avLst/>
+                    </a:prstGeom>
+                  </pic:spPr>
+                </pic:pic>
+              </a:graphicData>
+            </a:graphic>
+          </wp:inline>
+        </w:drawing>
+      </w:r>
+    </w:p>
+    <w:p>
+      <w:pPr>
+        <w:keepNext/>
+        <w:spacing w:after="120"/>
       </w:pPr>
       <w:r>
         <w:rPr>
@@ -191,7 +479,7 @@
         <w:t xml:space="preserve">Integer (Número entero)</w:t>
       </w:r>
       <w:r>
-        <w:t xml:space="preserve"> — Whole numbers and their opposites, including zero</w:t>
+        <w:t xml:space="preserve"> — Whole numbers and their opposites, like -2, -1, 0, 1, 2.</w:t>
       </w:r>
     </w:p>
     <w:p>

--- a/lessons/9-3/homework.docx
+++ b/lessons/9-3/homework.docx
@@ -24,7 +24,7 @@
           <w:i/>
           <w:iCs/>
         </w:rPr>
-        <w:t xml:space="preserve">Lesson 9-3  •  Standard 6.NS.7</w:t>
+        <w:t xml:space="preserve">Lesson 9-3  •  Standard 6.NOS.8</w:t>
       </w:r>
     </w:p>
     <w:p>
@@ -1060,39 +1060,43 @@
           <w:b/>
           <w:bCs/>
         </w:rPr>
-        <w:t xml:space="preserve">6. Which statement is true?</w:t>
-      </w:r>
-    </w:p>
-    <w:p>
-      <w:pPr>
-        <w:spacing w:after="40" w:before="0"/>
-      </w:pPr>
-      <w:r>
-        <w:t xml:space="preserve">     A. -5 &lt; -2</w:t>
-      </w:r>
-    </w:p>
-    <w:p>
-      <w:pPr>
-        <w:spacing w:after="40" w:before="0"/>
-      </w:pPr>
-      <w:r>
-        <w:t xml:space="preserve">     B. -5 &gt; -2</w:t>
-      </w:r>
-    </w:p>
-    <w:p>
-      <w:pPr>
-        <w:spacing w:after="40" w:before="0"/>
-      </w:pPr>
-      <w:r>
-        <w:t xml:space="preserve">     C. -5 = -2</w:t>
-      </w:r>
-    </w:p>
-    <w:p>
-      <w:pPr>
-        <w:spacing w:after="40" w:before="0"/>
-      </w:pPr>
-      <w:r>
-        <w:t xml:space="preserve">     D. -2 &lt; -5</w:t>
+        <w:t xml:space="preserve">6. onLevel — Spot the Common Mistake</w:t>
+      </w:r>
+    </w:p>
+    <w:p>
+      <w:pPr>
+        <w:spacing w:after="40" w:before="0"/>
+      </w:pPr>
+      <w:r>
+        <w:t xml:space="preserve">   Step 1 (Read): A student is working on Compare and Order Integers.</w:t>
+      </w:r>
+    </w:p>
+    <w:p>
+      <w:pPr>
+        <w:spacing w:after="40" w:before="0"/>
+      </w:pPr>
+      <w:r>
+        <w:t xml:space="preserve">   Step 2 (Attempt): They ignored the rule: The number farther to the left is always less; the number farther to the right is always greater.</w:t>
+      </w:r>
+    </w:p>
+    <w:p>
+      <w:pPr>
+        <w:spacing w:after="40" w:before="0"/>
+      </w:pPr>
+      <w:r>
+        <w:t xml:space="preserve">   Step 3 (Check): The answer does not match the math rule from class.</w:t>
+      </w:r>
+    </w:p>
+    <w:p>
+      <w:pPr>
+        <w:spacing w:after="60" w:before="0"/>
+      </w:pPr>
+      <w:r>
+        <w:rPr>
+          <w:i/>
+          <w:iCs/>
+        </w:rPr>
+        <w:t xml:space="preserve">Which step has the mistake? Explain and fix it:</w:t>
       </w:r>
     </w:p>
     <w:p>
@@ -1108,6 +1112,28 @@
     </w:p>
     <w:p>
       <w:pPr>
+        <w:spacing w:after="60" w:before="120"/>
+      </w:pPr>
+      <w:r>
+        <w:rPr>
+          <w:color w:val="BBBBBB"/>
+        </w:rPr>
+        <w:t xml:space="preserve">______________________________________________________________________</w:t>
+      </w:r>
+    </w:p>
+    <w:p>
+      <w:pPr>
+        <w:spacing w:after="60" w:before="120"/>
+      </w:pPr>
+      <w:r>
+        <w:rPr>
+          <w:color w:val="BBBBBB"/>
+        </w:rPr>
+        <w:t xml:space="preserve">______________________________________________________________________</w:t>
+      </w:r>
+    </w:p>
+    <w:p>
+      <w:pPr>
         <w:spacing w:after="80" w:before="0"/>
       </w:pPr>
       <w:r>
@@ -1115,39 +1141,39 @@
           <w:b/>
           <w:bCs/>
         </w:rPr>
-        <w:t xml:space="preserve">7. Order from least to greatest: -3, 1, -7, 4.</w:t>
-      </w:r>
-    </w:p>
-    <w:p>
-      <w:pPr>
-        <w:spacing w:after="40" w:before="0"/>
-      </w:pPr>
-      <w:r>
-        <w:t xml:space="preserve">     A. -7, -3, 1, 4</w:t>
-      </w:r>
-    </w:p>
-    <w:p>
-      <w:pPr>
-        <w:spacing w:after="40" w:before="0"/>
-      </w:pPr>
-      <w:r>
-        <w:t xml:space="preserve">     B. -3, -7, 1, 4</w:t>
-      </w:r>
-    </w:p>
-    <w:p>
-      <w:pPr>
-        <w:spacing w:after="40" w:before="0"/>
-      </w:pPr>
-      <w:r>
-        <w:t xml:space="preserve">     C. 4, 1, -3, -7</w:t>
-      </w:r>
-    </w:p>
-    <w:p>
-      <w:pPr>
-        <w:spacing w:after="40" w:before="0"/>
-      </w:pPr>
-      <w:r>
-        <w:t xml:space="preserve">     D. -7, -3, 4, 1</w:t>
+        <w:t xml:space="preserve">7. The crew marks four spots on the map: a tide pool at -3 m, a flag at 2 m, a cave at -7 m, and the boat deck at 0 m. Order them from least to greatest (deepest to highest).</w:t>
+      </w:r>
+    </w:p>
+    <w:p>
+      <w:pPr>
+        <w:spacing w:after="40" w:before="0"/>
+      </w:pPr>
+      <w:r>
+        <w:t xml:space="preserve">     A. -7, -3, 0, 2</w:t>
+      </w:r>
+    </w:p>
+    <w:p>
+      <w:pPr>
+        <w:spacing w:after="40" w:before="0"/>
+      </w:pPr>
+      <w:r>
+        <w:t xml:space="preserve">     B. -3, -7, 0, 2</w:t>
+      </w:r>
+    </w:p>
+    <w:p>
+      <w:pPr>
+        <w:spacing w:after="40" w:before="0"/>
+      </w:pPr>
+      <w:r>
+        <w:t xml:space="preserve">     C. 2, 0, -3, -7</w:t>
+      </w:r>
+    </w:p>
+    <w:p>
+      <w:pPr>
+        <w:spacing w:after="40" w:before="0"/>
+      </w:pPr>
+      <w:r>
+        <w:t xml:space="preserve">     D. -7, -3, 2, 0</w:t>
       </w:r>
     </w:p>
     <w:p>
@@ -1170,39 +1196,39 @@
           <w:b/>
           <w:bCs/>
         </w:rPr>
-        <w:t xml:space="preserve">8. Which temperature is the coldest?</w:t>
-      </w:r>
-    </w:p>
-    <w:p>
-      <w:pPr>
-        <w:spacing w:after="40" w:before="0"/>
-      </w:pPr>
-      <w:r>
-        <w:t xml:space="preserve">     A. -8°</w:t>
-      </w:r>
-    </w:p>
-    <w:p>
-      <w:pPr>
-        <w:spacing w:after="40" w:before="0"/>
-      </w:pPr>
-      <w:r>
-        <w:t xml:space="preserve">     B. -3°</w:t>
-      </w:r>
-    </w:p>
-    <w:p>
-      <w:pPr>
-        <w:spacing w:after="40" w:before="0"/>
-      </w:pPr>
-      <w:r>
-        <w:t xml:space="preserve">     C. 0°</w:t>
-      </w:r>
-    </w:p>
-    <w:p>
-      <w:pPr>
-        <w:spacing w:after="40" w:before="0"/>
-      </w:pPr>
-      <w:r>
-        <w:t xml:space="preserve">     D. 5°</w:t>
+        <w:t xml:space="preserve">8. Three buried chests sit at -9 m, -4 m, and -15 m below sea level. Which chest is at the GREATEST elevation (closest to the surface)?</w:t>
+      </w:r>
+    </w:p>
+    <w:p>
+      <w:pPr>
+        <w:spacing w:after="40" w:before="0"/>
+      </w:pPr>
+      <w:r>
+        <w:t xml:space="preserve">     A. -4 m</w:t>
+      </w:r>
+    </w:p>
+    <w:p>
+      <w:pPr>
+        <w:spacing w:after="40" w:before="0"/>
+      </w:pPr>
+      <w:r>
+        <w:t xml:space="preserve">     B. -9 m</w:t>
+      </w:r>
+    </w:p>
+    <w:p>
+      <w:pPr>
+        <w:spacing w:after="40" w:before="0"/>
+      </w:pPr>
+      <w:r>
+        <w:t xml:space="preserve">     C. -15 m</w:t>
+      </w:r>
+    </w:p>
+    <w:p>
+      <w:pPr>
+        <w:spacing w:after="40" w:before="0"/>
+      </w:pPr>
+      <w:r>
+        <w:t xml:space="preserve">     D. They are equal</w:t>
       </w:r>
     </w:p>
     <w:p>
@@ -1225,7 +1251,7 @@
           <w:b/>
           <w:bCs/>
         </w:rPr>
-        <w:t xml:space="preserve">9. Which symbol makes this true: -10 ___ -4?</w:t>
+        <w:t xml:space="preserve">9. On the map, a sunken lantern is at -8 m and a coral shelf is at -3 m. Which symbol makes the comparison true:  -8 ___ -3 ?</w:t>
       </w:r>
     </w:p>
     <w:p>
@@ -1258,6 +1284,89 @@
       </w:pPr>
       <w:r>
         <w:t xml:space="preserve">     D. ≥</w:t>
+      </w:r>
+    </w:p>
+    <w:p>
+      <w:pPr>
+        <w:spacing w:after="60" w:before="120"/>
+      </w:pPr>
+      <w:r>
+        <w:rPr>
+          <w:color w:val="BBBBBB"/>
+        </w:rPr>
+        <w:t xml:space="preserve">______________________________________________________________________</w:t>
+      </w:r>
+    </w:p>
+    <w:p>
+      <w:pPr>
+        <w:spacing w:after="80" w:before="0"/>
+      </w:pPr>
+      <w:r>
+        <w:rPr>
+          <w:b/>
+          <w:bCs/>
+        </w:rPr>
+        <w:t xml:space="preserve">10. Sort each treasure marker into the right zone on the map: below sea level or above sea level.</w:t>
+      </w:r>
+    </w:p>
+    <w:p>
+      <w:pPr>
+        <w:spacing w:after="80" w:before="0"/>
+      </w:pPr>
+      <w:r>
+        <w:rPr>
+          <w:i/>
+          <w:iCs/>
+        </w:rPr>
+        <w:t xml:space="preserve">Groups: Less than 0 (below sea level)   |   Greater than 0 (above sea level)</w:t>
+      </w:r>
+    </w:p>
+    <w:p>
+      <w:pPr>
+        <w:spacing w:after="40" w:before="0"/>
+      </w:pPr>
+      <w:r>
+        <w:t xml:space="preserve">   • -6 m shipwreck   → __________________</w:t>
+      </w:r>
+    </w:p>
+    <w:p>
+      <w:pPr>
+        <w:spacing w:after="40" w:before="0"/>
+      </w:pPr>
+      <w:r>
+        <w:t xml:space="preserve">   • 4 m cliff nest   → __________________</w:t>
+      </w:r>
+    </w:p>
+    <w:p>
+      <w:pPr>
+        <w:spacing w:after="40" w:before="0"/>
+      </w:pPr>
+      <w:r>
+        <w:t xml:space="preserve">   • -1 m anchor   → __________________</w:t>
+      </w:r>
+    </w:p>
+    <w:p>
+      <w:pPr>
+        <w:spacing w:after="40" w:before="0"/>
+      </w:pPr>
+      <w:r>
+        <w:t xml:space="preserve">   • 7 m crow's nest   → __________________</w:t>
+      </w:r>
+    </w:p>
+    <w:p>
+      <w:pPr>
+        <w:spacing w:after="40" w:before="0"/>
+      </w:pPr>
+      <w:r>
+        <w:t xml:space="preserve">   • -12 m trench chest   → __________________</w:t>
+      </w:r>
+    </w:p>
+    <w:p>
+      <w:pPr>
+        <w:spacing w:after="40" w:before="0"/>
+      </w:pPr>
+      <w:r>
+        <w:t xml:space="preserve">   • 3 m palm flag   → __________________</w:t>
       </w:r>
     </w:p>
     <w:p>
@@ -1303,10 +1412,22 @@
     </w:p>
     <w:p>
       <w:pPr>
+        <w:spacing w:after="20" w:before="0"/>
+      </w:pPr>
+      <w:r>
+        <w:t xml:space="preserve">     -5 is farther to the left on the number line than -2, so -5 &lt; -2 is true.</w:t>
+      </w:r>
+    </w:p>
+    <w:p>
+      <w:pPr>
         <w:spacing w:after="80" w:before="0"/>
       </w:pPr>
       <w:r>
-        <w:t xml:space="preserve">     -5 is farther to the left on the number line than -2, so -5 &lt; -2 is true.</w:t>
+        <w:rPr>
+          <w:i/>
+          <w:iCs/>
+        </w:rPr>
+        <w:t xml:space="preserve">     Watch for: A common mistake in Compare and Order Integers is skipping the key idea: "The number farther to the left is always less; the number farther to the right is always greater." — always check your work against this rule before you submit.</w:t>
       </w:r>
     </w:p>
     <w:p>
@@ -1323,10 +1444,22 @@
     </w:p>
     <w:p>
       <w:pPr>
+        <w:spacing w:after="20" w:before="0"/>
+      </w:pPr>
+      <w:r>
+        <w:t xml:space="preserve">     -8 is farthest to the left on the number line, making it the least (smallest) integer.</w:t>
+      </w:r>
+    </w:p>
+    <w:p>
+      <w:pPr>
         <w:spacing w:after="80" w:before="0"/>
       </w:pPr>
       <w:r>
-        <w:t xml:space="preserve">     -8 is farthest to the left on the number line, making it the least (smallest) integer.</w:t>
+        <w:rPr>
+          <w:i/>
+          <w:iCs/>
+        </w:rPr>
+        <w:t xml:space="preserve">     Watch for: A common mistake in Compare and Order Integers is skipping the key idea: "The number farther to the left is always less; the number farther to the right is always greater." — always check your work against this rule before you submit.</w:t>
       </w:r>
     </w:p>
     <w:p>
@@ -1471,22 +1604,70 @@
     </w:p>
     <w:p>
       <w:pPr>
+        <w:spacing w:after="20" w:before="0"/>
+      </w:pPr>
+      <w:r>
+        <w:t xml:space="preserve">     3°F is the greatest because it is farthest to the right on the number line. The order from coldest to warmest is -12, -5, 3.</w:t>
+      </w:r>
+    </w:p>
+    <w:p>
+      <w:pPr>
         <w:spacing w:after="80" w:before="0"/>
       </w:pPr>
       <w:r>
-        <w:t xml:space="preserve">     3°F is the greatest because it is farthest to the right on the number line. The order from coldest to warmest is -12, -5, 3.</w:t>
-      </w:r>
-    </w:p>
-    <w:p>
-      <w:pPr>
-        <w:spacing w:after="40" w:before="0"/>
-      </w:pPr>
-      <w:r>
-        <w:rPr>
-          <w:b/>
-          <w:bCs/>
-        </w:rPr>
-        <w:t xml:space="preserve">6. A. -5 &lt; -2</w:t>
+        <w:rPr>
+          <w:i/>
+          <w:iCs/>
+        </w:rPr>
+        <w:t xml:space="preserve">     Watch for: A common mistake in Compare and Order Integers is skipping the key idea: "The number farther to the left is always less; the number farther to the right is always greater." — always check your work against this rule before you submit.</w:t>
+      </w:r>
+    </w:p>
+    <w:p>
+      <w:pPr>
+        <w:spacing w:after="40" w:before="0"/>
+      </w:pPr>
+      <w:r>
+        <w:rPr>
+          <w:b/>
+          <w:bCs/>
+        </w:rPr>
+        <w:t xml:space="preserve">6. onLevel — Spot the Common Mistake</w:t>
+      </w:r>
+    </w:p>
+    <w:p>
+      <w:pPr>
+        <w:spacing w:after="20" w:before="0"/>
+      </w:pPr>
+      <w:r>
+        <w:t xml:space="preserve">     The mistake is in Step 2.</w:t>
+      </w:r>
+    </w:p>
+    <w:p>
+      <w:pPr>
+        <w:spacing w:after="20" w:before="0"/>
+      </w:pPr>
+      <w:r>
+        <w:t xml:space="preserve">     Correct work: Follow the key idea: The number farther to the left is always less; the number farther to the right is always greater.</w:t>
+      </w:r>
+    </w:p>
+    <w:p>
+      <w:pPr>
+        <w:spacing w:after="40" w:before="0"/>
+      </w:pPr>
+      <w:r>
+        <w:rPr>
+          <w:b/>
+          <w:bCs/>
+        </w:rPr>
+        <w:t xml:space="preserve">7. A. -7, -3, 0, 2</w:t>
+      </w:r>
+    </w:p>
+    <w:p>
+      <w:pPr>
+        <w:spacing w:after="20" w:before="0"/>
+      </w:pPr>
+      <w:r>
+        <w:t xml:space="preserve">     The deepest spot is the cave at -7 (farthest left), then the tide pool -3, then the boat deck 0, then the flag at 2. Least to greatest: -7, -3, 0, 2.</w:t>
       </w:r>
     </w:p>
     <w:p>
@@ -1494,19 +1675,31 @@
         <w:spacing w:after="80" w:before="0"/>
       </w:pPr>
       <w:r>
-        <w:t xml:space="preserve">     On a number line -5 is farther left than -2, so -5 &lt; -2.</w:t>
-      </w:r>
-    </w:p>
-    <w:p>
-      <w:pPr>
-        <w:spacing w:after="40" w:before="0"/>
-      </w:pPr>
-      <w:r>
-        <w:rPr>
-          <w:b/>
-          <w:bCs/>
-        </w:rPr>
-        <w:t xml:space="preserve">7. A. -7, -3, 1, 4</w:t>
+        <w:rPr>
+          <w:i/>
+          <w:iCs/>
+        </w:rPr>
+        <w:t xml:space="preserve">     Watch for: A common mistake in Compare and Order Integers is skipping the key idea: "The number farther to the left is always less; the number farther to the right is always greater." — always check your work against this rule before you submit.</w:t>
+      </w:r>
+    </w:p>
+    <w:p>
+      <w:pPr>
+        <w:spacing w:after="40" w:before="0"/>
+      </w:pPr>
+      <w:r>
+        <w:rPr>
+          <w:b/>
+          <w:bCs/>
+        </w:rPr>
+        <w:t xml:space="preserve">8. A. -4 m</w:t>
+      </w:r>
+    </w:p>
+    <w:p>
+      <w:pPr>
+        <w:spacing w:after="20" w:before="0"/>
+      </w:pPr>
+      <w:r>
+        <w:t xml:space="preserve">     Closer to zero means greater for negatives. -4 is only 4 below the surface, so -4 is the greatest of -9, -4, and -15.</w:t>
       </w:r>
     </w:p>
     <w:p>
@@ -1514,19 +1707,31 @@
         <w:spacing w:after="80" w:before="0"/>
       </w:pPr>
       <w:r>
-        <w:t xml:space="preserve">     Most negative first: -7, -3, 1, 4.</w:t>
-      </w:r>
-    </w:p>
-    <w:p>
-      <w:pPr>
-        <w:spacing w:after="40" w:before="0"/>
-      </w:pPr>
-      <w:r>
-        <w:rPr>
-          <w:b/>
-          <w:bCs/>
-        </w:rPr>
-        <w:t xml:space="preserve">8. A. -8°</w:t>
+        <w:rPr>
+          <w:i/>
+          <w:iCs/>
+        </w:rPr>
+        <w:t xml:space="preserve">     Watch for: A common mistake in Compare and Order Integers is skipping the key idea: "The number farther to the left is always less; the number farther to the right is always greater." — always check your work against this rule before you submit.</w:t>
+      </w:r>
+    </w:p>
+    <w:p>
+      <w:pPr>
+        <w:spacing w:after="40" w:before="0"/>
+      </w:pPr>
+      <w:r>
+        <w:rPr>
+          <w:b/>
+          <w:bCs/>
+        </w:rPr>
+        <w:t xml:space="preserve">9. A. &lt;</w:t>
+      </w:r>
+    </w:p>
+    <w:p>
+      <w:pPr>
+        <w:spacing w:after="20" w:before="0"/>
+      </w:pPr>
+      <w:r>
+        <w:t xml:space="preserve">     -8 is farther left (deeper) than -3, so -8 is less than -3. The symbol is &lt;.</w:t>
       </w:r>
     </w:p>
     <w:p>
@@ -1534,27 +1739,79 @@
         <w:spacing w:after="80" w:before="0"/>
       </w:pPr>
       <w:r>
-        <w:t xml:space="preserve">     -8° is the lowest value, so it is coldest.</w:t>
-      </w:r>
-    </w:p>
-    <w:p>
-      <w:pPr>
-        <w:spacing w:after="40" w:before="0"/>
-      </w:pPr>
-      <w:r>
-        <w:rPr>
-          <w:b/>
-          <w:bCs/>
-        </w:rPr>
-        <w:t xml:space="preserve">9. A. &lt;</w:t>
-      </w:r>
-    </w:p>
-    <w:p>
-      <w:pPr>
-        <w:spacing w:after="80" w:before="0"/>
-      </w:pPr>
-      <w:r>
-        <w:t xml:space="preserve">     -10 is less than -4, so the symbol is &lt;.</w:t>
+        <w:rPr>
+          <w:i/>
+          <w:iCs/>
+        </w:rPr>
+        <w:t xml:space="preserve">     Watch for: A common mistake in Compare and Order Integers is skipping the key idea: "The number farther to the left is always less; the number farther to the right is always greater." — always check your work against this rule before you submit.</w:t>
+      </w:r>
+    </w:p>
+    <w:p>
+      <w:pPr>
+        <w:spacing w:after="40" w:before="0"/>
+      </w:pPr>
+      <w:r>
+        <w:rPr>
+          <w:b/>
+          <w:bCs/>
+        </w:rPr>
+        <w:t xml:space="preserve">10. Correct groups:</w:t>
+      </w:r>
+    </w:p>
+    <w:p>
+      <w:pPr>
+        <w:spacing w:after="20" w:before="0"/>
+      </w:pPr>
+      <w:r>
+        <w:t xml:space="preserve">     -6 m shipwreck → Less than 0 (below sea level)</w:t>
+      </w:r>
+    </w:p>
+    <w:p>
+      <w:pPr>
+        <w:spacing w:after="20" w:before="0"/>
+      </w:pPr>
+      <w:r>
+        <w:t xml:space="preserve">     4 m cliff nest → Greater than 0 (above sea level)</w:t>
+      </w:r>
+    </w:p>
+    <w:p>
+      <w:pPr>
+        <w:spacing w:after="20" w:before="0"/>
+      </w:pPr>
+      <w:r>
+        <w:t xml:space="preserve">     -1 m anchor → Less than 0 (below sea level)</w:t>
+      </w:r>
+    </w:p>
+    <w:p>
+      <w:pPr>
+        <w:spacing w:after="20" w:before="0"/>
+      </w:pPr>
+      <w:r>
+        <w:t xml:space="preserve">     7 m crow's nest → Greater than 0 (above sea level)</w:t>
+      </w:r>
+    </w:p>
+    <w:p>
+      <w:pPr>
+        <w:spacing w:after="20" w:before="0"/>
+      </w:pPr>
+      <w:r>
+        <w:t xml:space="preserve">     -12 m trench chest → Less than 0 (below sea level)</w:t>
+      </w:r>
+    </w:p>
+    <w:p>
+      <w:pPr>
+        <w:spacing w:after="20" w:before="0"/>
+      </w:pPr>
+      <w:r>
+        <w:t xml:space="preserve">     3 m palm flag → Greater than 0 (above sea level)</w:t>
+      </w:r>
+    </w:p>
+    <w:p>
+      <w:pPr>
+        <w:spacing w:after="40" w:before="0"/>
+      </w:pPr>
+      <w:r>
+        <w:t xml:space="preserve"/>
       </w:r>
     </w:p>
     <w:sectPr>

--- a/lessons/9-3/homework.docx
+++ b/lessons/9-3/homework.docx
@@ -161,10 +161,10 @@
           <w:b/>
           <w:bCs/>
         </w:rPr>
-        <w:t xml:space="preserve">Compare (Comparar)</w:t>
-      </w:r>
-      <w:r>
-        <w:t xml:space="preserve"> — To see if a number is bigger, smaller, or equal to another.</w:t>
+        <w:t xml:space="preserve">Number line (Recta numérica)</w:t>
+      </w:r>
+      <w:r>
+        <w:t xml:space="preserve"> — A straight line where numbers are placed in order; numbers get smaller to the left and larger to the right.</w:t>
       </w:r>
     </w:p>
     <w:p>
@@ -224,10 +224,10 @@
           <w:b/>
           <w:bCs/>
         </w:rPr>
-        <w:t xml:space="preserve">Order (Ordenar)</w:t>
-      </w:r>
-      <w:r>
-        <w:t xml:space="preserve"> — To put numbers in order, smallest to biggest or biggest to smallest.</w:t>
+        <w:t xml:space="preserve">Compare (Comparar)</w:t>
+      </w:r>
+      <w:r>
+        <w:t xml:space="preserve"> — To see if a number is bigger, smaller, or equal to another.</w:t>
       </w:r>
     </w:p>
     <w:p>
@@ -287,10 +287,10 @@
           <w:b/>
           <w:bCs/>
         </w:rPr>
-        <w:t xml:space="preserve">Greater than (Mayor que)</w:t>
-      </w:r>
-      <w:r>
-        <w:t xml:space="preserve"> — Farther right on a number line. The &gt; sign.</w:t>
+        <w:t xml:space="preserve">Order (Ordenar)</w:t>
+      </w:r>
+      <w:r>
+        <w:t xml:space="preserve"> — To put numbers in order, smallest to biggest or biggest to smallest.</w:t>
       </w:r>
     </w:p>
     <w:p>
@@ -318,7 +318,70 @@
                     </pic:cNvPicPr>
                   </pic:nvPicPr>
                   <pic:blipFill>
-                    <a:blip r:embed="rId7" cstate="none"/>
+                    <a:blip r:embed="rId8" cstate="none"/>
+                    <a:srcRect/>
+                    <a:stretch>
+                      <a:fillRect/>
+                    </a:stretch>
+                  </pic:blipFill>
+                  <pic:spPr bwMode="auto">
+                    <a:xfrm>
+                      <a:off x="0" y="0"/>
+                      <a:ext cx="1047750" cy="790575"/>
+                    </a:xfrm>
+                    <a:prstGeom prst="rect">
+                      <a:avLst/>
+                    </a:prstGeom>
+                  </pic:spPr>
+                </pic:pic>
+              </a:graphicData>
+            </a:graphic>
+          </wp:inline>
+        </w:drawing>
+      </w:r>
+    </w:p>
+    <w:p>
+      <w:pPr>
+        <w:keepNext/>
+        <w:spacing w:after="120"/>
+      </w:pPr>
+      <w:r>
+        <w:rPr>
+          <w:b/>
+          <w:bCs/>
+        </w:rPr>
+        <w:t xml:space="preserve">Greater than (Mayor que)</w:t>
+      </w:r>
+      <w:r>
+        <w:t xml:space="preserve"> — Farther right on a number line. The &gt; sign.</w:t>
+      </w:r>
+    </w:p>
+    <w:p>
+      <w:pPr>
+        <w:keepNext/>
+        <w:spacing w:after="20" w:before="80"/>
+        <w:jc w:val="center"/>
+      </w:pPr>
+      <w:r>
+        <w:drawing>
+          <wp:inline distT="0" distB="0" distL="0" distR="0">
+            <wp:extent cx="1047750" cy="790575"/>
+            <wp:effectExtent t="0" r="0" b="0" l="0"/>
+            <wp:docPr id="1" name="" descr="" title=""/>
+            <wp:cNvGraphicFramePr>
+              <a:graphicFrameLocks xmlns:a="http://schemas.openxmlformats.org/drawingml/2006/main" noChangeAspect="1"/>
+            </wp:cNvGraphicFramePr>
+            <a:graphic xmlns:a="http://schemas.openxmlformats.org/drawingml/2006/main">
+              <a:graphicData uri="http://schemas.openxmlformats.org/drawingml/2006/picture">
+                <pic:pic xmlns:pic="http://schemas.openxmlformats.org/drawingml/2006/picture">
+                  <pic:nvPicPr>
+                    <pic:cNvPr id="0" name="" descr=""/>
+                    <pic:cNvPicPr>
+                      <a:picLocks noChangeAspect="1" noChangeArrowheads="1"/>
+                    </pic:cNvPicPr>
+                  </pic:nvPicPr>
+                  <pic:blipFill>
+                    <a:blip r:embed="rId8" cstate="none"/>
                     <a:srcRect/>
                     <a:stretch>
                       <a:fillRect/>
@@ -1068,23 +1131,23 @@
         <w:spacing w:after="40" w:before="0"/>
       </w:pPr>
       <w:r>
-        <w:t xml:space="preserve">   Step 1 (Read): A student is working on Compare and Order Integers.</w:t>
-      </w:r>
-    </w:p>
-    <w:p>
-      <w:pPr>
-        <w:spacing w:after="40" w:before="0"/>
-      </w:pPr>
-      <w:r>
-        <w:t xml:space="preserve">   Step 2 (Attempt): They ignored the rule: The number farther to the left is always less; the number farther to the right is always greater.</w:t>
-      </w:r>
-    </w:p>
-    <w:p>
-      <w:pPr>
-        <w:spacing w:after="40" w:before="0"/>
-      </w:pPr>
-      <w:r>
-        <w:t xml:space="preserve">   Step 3 (Check): The answer does not match the math rule from class.</w:t>
+        <w:t xml:space="preserve">   Step 1 (Read): Order -8 and -15 from least to greatest.</w:t>
+      </w:r>
+    </w:p>
+    <w:p>
+      <w:pPr>
+        <w:spacing w:after="40" w:before="0"/>
+      </w:pPr>
+      <w:r>
+        <w:t xml:space="preserve">   Step 2 (Attempt): The student wrote -8, -15, because 8 is smaller than 15.</w:t>
+      </w:r>
+    </w:p>
+    <w:p>
+      <w:pPr>
+        <w:spacing w:after="40" w:before="0"/>
+      </w:pPr>
+      <w:r>
+        <w:t xml:space="preserve">   Step 3 (Check): -15 is farther left than -8 on the number line, so -15 is the least. The correct order is -15, -8.</w:t>
       </w:r>
     </w:p>
     <w:p>
@@ -1427,7 +1490,7 @@
           <w:i/>
           <w:iCs/>
         </w:rPr>
-        <w:t xml:space="preserve">     Watch for: A common mistake in Compare and Order Integers is skipping the key idea: "The number farther to the left is always less; the number farther to the right is always greater." — always check your work against this rule before you submit.</w:t>
+        <w:t xml:space="preserve">     Watch for: A common mistake in Compare and Order Integers is thinking that a negative number with a bigger digit is the bigger value — for example, believing -15 is greater than -8 because 15 is greater than 8. It's the opposite for negatives: the number farther to the left on the number line (farther from zero) is always the LESSER value, so -15 &lt; -8. Before you submit, check your comparison against the number line, not just the digits.</w:t>
       </w:r>
     </w:p>
     <w:p>
@@ -1459,7 +1522,7 @@
           <w:i/>
           <w:iCs/>
         </w:rPr>
-        <w:t xml:space="preserve">     Watch for: A common mistake in Compare and Order Integers is skipping the key idea: "The number farther to the left is always less; the number farther to the right is always greater." — always check your work against this rule before you submit.</w:t>
+        <w:t xml:space="preserve">     Watch for: A common mistake in Compare and Order Integers is thinking that a negative number with a bigger digit is the bigger value — for example, believing -15 is greater than -8 because 15 is greater than 8. It's the opposite for negatives: the number farther to the left on the number line (farther from zero) is always the LESSER value, so -15 &lt; -8. Before you submit, check your comparison against the number line, not just the digits.</w:t>
       </w:r>
     </w:p>
     <w:p>
@@ -1619,7 +1682,7 @@
           <w:i/>
           <w:iCs/>
         </w:rPr>
-        <w:t xml:space="preserve">     Watch for: A common mistake in Compare and Order Integers is skipping the key idea: "The number farther to the left is always less; the number farther to the right is always greater." — always check your work against this rule before you submit.</w:t>
+        <w:t xml:space="preserve">     Watch for: A common mistake in Compare and Order Integers is thinking that a negative number with a bigger digit is the bigger value — for example, believing -15 is greater than -8 because 15 is greater than 8. It's the opposite for negatives: the number farther to the left on the number line (farther from zero) is always the LESSER value, so -15 &lt; -8. Before you submit, check your comparison against the number line, not just the digits.</w:t>
       </w:r>
     </w:p>
     <w:p>
@@ -1647,7 +1710,7 @@
         <w:spacing w:after="20" w:before="0"/>
       </w:pPr>
       <w:r>
-        <w:t xml:space="preserve">     Correct work: Follow the key idea: The number farther to the left is always less; the number farther to the right is always greater.</w:t>
+        <w:t xml:space="preserve">     Correct work: Least to greatest: -15, -8. The more negative a number is, the less its value — so -15 &lt; -8.</w:t>
       </w:r>
     </w:p>
     <w:p>
@@ -1679,7 +1742,7 @@
           <w:i/>
           <w:iCs/>
         </w:rPr>
-        <w:t xml:space="preserve">     Watch for: A common mistake in Compare and Order Integers is skipping the key idea: "The number farther to the left is always less; the number farther to the right is always greater." — always check your work against this rule before you submit.</w:t>
+        <w:t xml:space="preserve">     Watch for: A common mistake in Compare and Order Integers is thinking that a negative number with a bigger digit is the bigger value — for example, believing -15 is greater than -8 because 15 is greater than 8. It's the opposite for negatives: the number farther to the left on the number line (farther from zero) is always the LESSER value, so -15 &lt; -8. Before you submit, check your comparison against the number line, not just the digits.</w:t>
       </w:r>
     </w:p>
     <w:p>
@@ -1711,7 +1774,7 @@
           <w:i/>
           <w:iCs/>
         </w:rPr>
-        <w:t xml:space="preserve">     Watch for: A common mistake in Compare and Order Integers is skipping the key idea: "The number farther to the left is always less; the number farther to the right is always greater." — always check your work against this rule before you submit.</w:t>
+        <w:t xml:space="preserve">     Watch for: A common mistake in Compare and Order Integers is thinking that a negative number with a bigger digit is the bigger value — for example, believing -15 is greater than -8 because 15 is greater than 8. It's the opposite for negatives: the number farther to the left on the number line (farther from zero) is always the LESSER value, so -15 &lt; -8. Before you submit, check your comparison against the number line, not just the digits.</w:t>
       </w:r>
     </w:p>
     <w:p>
@@ -1743,7 +1806,7 @@
           <w:i/>
           <w:iCs/>
         </w:rPr>
-        <w:t xml:space="preserve">     Watch for: A common mistake in Compare and Order Integers is skipping the key idea: "The number farther to the left is always less; the number farther to the right is always greater." — always check your work against this rule before you submit.</w:t>
+        <w:t xml:space="preserve">     Watch for: A common mistake in Compare and Order Integers is thinking that a negative number with a bigger digit is the bigger value — for example, believing -15 is greater than -8 because 15 is greater than 8. It's the opposite for negatives: the number farther to the left on the number line (farther from zero) is always the LESSER value, so -15 &lt; -8. Before you submit, check your comparison against the number line, not just the digits.</w:t>
       </w:r>
     </w:p>
     <w:p>
